--- a/Aero Club Meeting Minutes 2026-09-24.docx
+++ b/Aero Club Meeting Minutes 2026-09-24.docx
@@ -2153,8 +2153,14 @@
             </w:tcMar>
           </w:tcPr>
           <w:p>
-            <w:r>
-              <w:rPr>
+            <w:pPr>
+              <w:rPr>
+                <w:color w:val="00B050"/>
+              </w:rPr>
+            </w:pPr>
+            <w:r>
+              <w:rPr>
+                <w:color w:val="00B050"/>
                 <w:sz w:val="20"/>
                 <w:szCs w:val="20"/>
               </w:rPr>
@@ -2179,8 +2185,14 @@
             </w:tcMar>
           </w:tcPr>
           <w:p>
-            <w:r>
-              <w:rPr>
+            <w:pPr>
+              <w:rPr>
+                <w:color w:val="00B050"/>
+              </w:rPr>
+            </w:pPr>
+            <w:r>
+              <w:rPr>
+                <w:color w:val="00B050"/>
                 <w:sz w:val="20"/>
                 <w:szCs w:val="20"/>
               </w:rPr>
@@ -2549,8 +2561,14 @@
             </w:tcMar>
           </w:tcPr>
           <w:p>
-            <w:r>
-              <w:rPr>
+            <w:pPr>
+              <w:rPr>
+                <w:color w:val="00B050"/>
+              </w:rPr>
+            </w:pPr>
+            <w:r>
+              <w:rPr>
+                <w:color w:val="00B050"/>
                 <w:sz w:val="20"/>
                 <w:szCs w:val="20"/>
               </w:rPr>
@@ -2575,8 +2593,14 @@
             </w:tcMar>
           </w:tcPr>
           <w:p>
-            <w:r>
-              <w:rPr>
+            <w:pPr>
+              <w:rPr>
+                <w:color w:val="00B050"/>
+              </w:rPr>
+            </w:pPr>
+            <w:r>
+              <w:rPr>
+                <w:color w:val="00B050"/>
                 <w:sz w:val="20"/>
                 <w:szCs w:val="20"/>
               </w:rPr>
